--- a/news/20260503.docx
+++ b/news/20260503.docx
@@ -532,7 +532,7 @@
         </w:rPr>
         <w:t xml:space="preserve">查看原文: </w:t>
       </w:r>
-      <w:hyperlink w:history="1" r:id="rIdvio2pf4lyunoufod5nmsh">
+      <w:hyperlink w:history="1" r:id="rIdrczxzbpn76wvz436fejrn">
         <w:r>
           <w:rPr>
             <w:rStyle w:val="Hyperlink"/>
@@ -628,7 +628,7 @@
         </w:rPr>
         <w:t xml:space="preserve">查看原文: </w:t>
       </w:r>
-      <w:hyperlink w:history="1" r:id="rId1pynpuz_vstijksqmfrwd">
+      <w:hyperlink w:history="1" r:id="rIdlcy0u8b_fhbk6sftwthba">
         <w:r>
           <w:rPr>
             <w:rStyle w:val="Hyperlink"/>
@@ -672,7 +672,7 @@
         </w:rPr>
         <w:t xml:space="preserve">查看原文: </w:t>
       </w:r>
-      <w:hyperlink w:history="1" r:id="rId8gxzduq4ixc4hqa0b6rlu">
+      <w:hyperlink w:history="1" r:id="rIdoacd8sm62vecxeo9sohjz">
         <w:r>
           <w:rPr>
             <w:rStyle w:val="Hyperlink"/>
@@ -716,7 +716,7 @@
         </w:rPr>
         <w:t xml:space="preserve">查看原文: </w:t>
       </w:r>
-      <w:hyperlink w:history="1" r:id="rIduk_ld7ue1ibr8pvcjqhfx">
+      <w:hyperlink w:history="1" r:id="rIdzw2fpw60bbs0mhyu80ihk">
         <w:r>
           <w:rPr>
             <w:rStyle w:val="Hyperlink"/>
@@ -760,7 +760,7 @@
         </w:rPr>
         <w:t xml:space="preserve">查看原文: </w:t>
       </w:r>
-      <w:hyperlink w:history="1" r:id="rIdz8i7rxgfgd31-vfh0zti0">
+      <w:hyperlink w:history="1" r:id="rIddqoycr0b3uiild9uaovrm">
         <w:r>
           <w:rPr>
             <w:rStyle w:val="Hyperlink"/>
@@ -856,7 +856,7 @@
         </w:rPr>
         <w:t xml:space="preserve">查看原文: </w:t>
       </w:r>
-      <w:hyperlink w:history="1" r:id="rIdamlhaftrn8xmsbz8m8dvb">
+      <w:hyperlink w:history="1" r:id="rIdd2a5fn-gr7bgp3v9oiopn">
         <w:r>
           <w:rPr>
             <w:rStyle w:val="Hyperlink"/>
@@ -939,7 +939,7 @@
         </w:rPr>
         <w:t xml:space="preserve">查看原文: </w:t>
       </w:r>
-      <w:hyperlink w:history="1" r:id="rIdjlfe_m7u1exzbisbc3xfx">
+      <w:hyperlink w:history="1" r:id="rIdmsjk4usv5mejj8rsvd-3p">
         <w:r>
           <w:rPr>
             <w:rStyle w:val="Hyperlink"/>
@@ -1022,7 +1022,7 @@
         </w:rPr>
         <w:t xml:space="preserve">查看原文: </w:t>
       </w:r>
-      <w:hyperlink w:history="1" r:id="rIdebyjbd9nqhj5pmqyqocd0">
+      <w:hyperlink w:history="1" r:id="rIdxaajzro73e_vuiemmjwmq">
         <w:r>
           <w:rPr>
             <w:rStyle w:val="Hyperlink"/>
@@ -1118,7 +1118,7 @@
         </w:rPr>
         <w:t xml:space="preserve">查看原文: </w:t>
       </w:r>
-      <w:hyperlink w:history="1" r:id="rIdlqvs23_gkqcxanb1a4cwo">
+      <w:hyperlink w:history="1" r:id="rIdwq2s9wumi7czaqswtzijg">
         <w:r>
           <w:rPr>
             <w:rStyle w:val="Hyperlink"/>
@@ -1188,7 +1188,7 @@
         </w:rPr>
         <w:t xml:space="preserve">查看原文: </w:t>
       </w:r>
-      <w:hyperlink w:history="1" r:id="rIdqyq7l7mf-c5go-fb-nciv">
+      <w:hyperlink w:history="1" r:id="rIdmo1-fqmku3hemeg0equh7">
         <w:r>
           <w:rPr>
             <w:rStyle w:val="Hyperlink"/>
@@ -1245,7 +1245,7 @@
         </w:rPr>
         <w:t xml:space="preserve">查看原文: </w:t>
       </w:r>
-      <w:hyperlink w:history="1" r:id="rIdma_aplrbl21s3o8vyilju">
+      <w:hyperlink w:history="1" r:id="rIdl3ztqlb0vovzdvkuddoai">
         <w:r>
           <w:rPr>
             <w:rStyle w:val="Hyperlink"/>
@@ -1393,7 +1393,7 @@
         </w:rPr>
         <w:t xml:space="preserve">查看原文: </w:t>
       </w:r>
-      <w:hyperlink w:history="1" r:id="rIdgzvymahcnxqtflluye7gp">
+      <w:hyperlink w:history="1" r:id="rIdf9kqooopybjgmc2rcxroy">
         <w:r>
           <w:rPr>
             <w:rStyle w:val="Hyperlink"/>
@@ -1437,7 +1437,7 @@
         </w:rPr>
         <w:t xml:space="preserve">查看原文: </w:t>
       </w:r>
-      <w:hyperlink w:history="1" r:id="rIdjdmh-ezqsrxfc0y-myvtw">
+      <w:hyperlink w:history="1" r:id="rId29tnm1nhbgjvoyn9vlhxw">
         <w:r>
           <w:rPr>
             <w:rStyle w:val="Hyperlink"/>
@@ -1481,7 +1481,7 @@
         </w:rPr>
         <w:t xml:space="preserve">查看原文: </w:t>
       </w:r>
-      <w:hyperlink w:history="1" r:id="rIdgusluygqgqku1dekuvjaf">
+      <w:hyperlink w:history="1" r:id="rIdnmkercdkjwwqy7htxgf9m">
         <w:r>
           <w:rPr>
             <w:rStyle w:val="Hyperlink"/>
@@ -1525,7 +1525,7 @@
         </w:rPr>
         <w:t xml:space="preserve">查看原文: </w:t>
       </w:r>
-      <w:hyperlink w:history="1" r:id="rIdlhx0nfesoilkyadcff8c8">
+      <w:hyperlink w:history="1" r:id="rId5k1r7w3lpbf5vhecyrzba">
         <w:r>
           <w:rPr>
             <w:rStyle w:val="Hyperlink"/>
@@ -1647,7 +1647,7 @@
         </w:rPr>
         <w:t xml:space="preserve">查看原文: </w:t>
       </w:r>
-      <w:hyperlink w:history="1" r:id="rId5ke-hqo13cuutaxuxrnrw">
+      <w:hyperlink w:history="1" r:id="rIdow6pulsjl82rtx4phnatp">
         <w:r>
           <w:rPr>
             <w:rStyle w:val="Hyperlink"/>
@@ -1808,7 +1808,7 @@
         </w:rPr>
         <w:t xml:space="preserve">查看原文: </w:t>
       </w:r>
-      <w:hyperlink w:history="1" r:id="rId3cdutsnqjkpvs3sxgf35r">
+      <w:hyperlink w:history="1" r:id="rIdv3xvqtjcfdqne5-6euwx-">
         <w:r>
           <w:rPr>
             <w:rStyle w:val="Hyperlink"/>
@@ -1865,7 +1865,7 @@
         </w:rPr>
         <w:t xml:space="preserve">查看原文: </w:t>
       </w:r>
-      <w:hyperlink w:history="1" r:id="rIdjlc7q5xrd2iyeow00e3ns">
+      <w:hyperlink w:history="1" r:id="rIdo487qjb9pnjxhiif9dbnj">
         <w:r>
           <w:rPr>
             <w:rStyle w:val="Hyperlink"/>
@@ -1895,7 +1895,7 @@
           <w:sz w:val="20"/>
           <w:szCs w:val="20"/>
         </w:rPr>
-        <w:t xml:space="preserve">(更新时间戳: 1777818729148)</w:t>
+        <w:t xml:space="preserve">(更新时间戳: 1777996511481)</w:t>
       </w:r>
     </w:p>
     <w:sectPr>
